--- a/downloads/knokkeroo-tester-test-plan-core.docx
+++ b/downloads/knokkeroo-tester-test-plan-core.docx
@@ -116,7 +116,7 @@
           </w:tcPr>
           <w:p>
             <w:r>
-              <w:t>30 July 2026</w:t>
+              <w:t>31 July 2026</w:t>
             </w:r>
           </w:p>
         </w:tc>
@@ -744,7 +744,7 @@
               <w:rPr>
                 <w:sz w:val="18"/>
               </w:rPr>
-              <w:t>Knok updates your own last-checked-in time immediately.</w:t>
+              <w:t>knok updates your own last-checked-in time immediately.</w:t>
               <w:br/>
               <w:t>Preconditions: logged in, on the home screen.</w:t>
             </w:r>
@@ -761,7 +761,7 @@
               </w:rPr>
               <w:t>1. Tap your own Me tile.</w:t>
               <w:br/>
-              <w:t>2. Tap Knok.</w:t>
+              <w:t>2. Tap knok.</w:t>
               <w:br/>
               <w:t>3. Return to the home screen.</w:t>
             </w:r>

--- a/downloads/knokkeroo-tester-test-plan-core.docx
+++ b/downloads/knokkeroo-tester-test-plan-core.docx
@@ -66,7 +66,7 @@
           </w:tcPr>
           <w:p>
             <w:r>
-              <w:t>Live production app — Android 3.5.15, iOS 3.5.16, Huawei 3.5.9</w:t>
+              <w:t>Live production app — Android 5.7.45, iOS 5.7.45, Huawei 5.7.34 (read from the Play publisher API, the public iTunes lookup and the AppGallery Connect publish API on 3 September 2026)</w:t>
             </w:r>
           </w:p>
         </w:tc>
@@ -116,7 +116,7 @@
           </w:tcPr>
           <w:p>
             <w:r>
-              <w:t>31 July 2026</w:t>
+              <w:t>3 September 2026</w:t>
             </w:r>
           </w:p>
         </w:tc>

--- a/downloads/knokkeroo-tester-test-plan-core.docx
+++ b/downloads/knokkeroo-tester-test-plan-core.docx
@@ -66,7 +66,7 @@
           </w:tcPr>
           <w:p>
             <w:r>
-              <w:t>Live production app — Android 5.7.45, iOS 5.7.45, Huawei 5.7.34 (read from the Play publisher API, the public iTunes lookup and the AppGallery Connect publish API on 3 September 2026)</w:t>
+              <w:t>Live production app — Android 5.7.46, iOS 5.7.45, Huawei 5.7.34 (read from the Play publisher API, the public iTunes lookup and the AppGallery Connect publish API on 8 September 2026). The three are NOT level this round: Android is live on 5.7.46 (release “5.7.46 + Android TV 1.0.0”, versionCodes 60 and 900000001), the App Store still serves 5.7.45 while Apple reviews 5.7.46, and Huawei is two rounds behind on 5.7.34</w:t>
             </w:r>
           </w:p>
         </w:tc>
@@ -116,7 +116,7 @@
           </w:tcPr>
           <w:p>
             <w:r>
-              <w:t>3 September 2026</w:t>
+              <w:t>8 September 2026</w:t>
             </w:r>
           </w:p>
         </w:tc>

--- a/downloads/knokkeroo-tester-test-plan-core.docx
+++ b/downloads/knokkeroo-tester-test-plan-core.docx
@@ -66,7 +66,7 @@
           </w:tcPr>
           <w:p>
             <w:r>
-              <w:t>Live production app — Android 5.7.46, iOS 5.7.45, Huawei 5.7.34 (read from the Play publisher API, the public iTunes lookup and the AppGallery Connect publish API on 8 September 2026). The three are NOT level this round: Android is live on 5.7.46 (release “5.7.46 + Android TV 1.0.0”, versionCodes 60 and 900000001), the App Store still serves 5.7.45 while Apple reviews 5.7.46, and Huawei is two rounds behind on 5.7.34</w:t>
+              <w:t>Live production app — Android 5.7.46, iOS 5.7.46, Huawei 5.7.34 (read from the Play publisher API, the public iTunes lookup and the AppGallery Connect publish API on 9 September 2026). Android and iPhone are level again: Apple released 5.7.46 at 02:58 UTC on 9 September 2026, and Google Play has served it since 8 September (release “5.7.46 + Android TV 1.0.0”, versionCodes 60 and 900000001). Huawei is two rounds behind on 5.7.34, and nothing newer is with its reviewers</w:t>
             </w:r>
           </w:p>
         </w:tc>
@@ -116,7 +116,7 @@
           </w:tcPr>
           <w:p>
             <w:r>
-              <w:t>8 September 2026</w:t>
+              <w:t>9 September 2026</w:t>
             </w:r>
           </w:p>
         </w:tc>

--- a/downloads/knokkeroo-tester-test-plan-core.docx
+++ b/downloads/knokkeroo-tester-test-plan-core.docx
@@ -66,7 +66,7 @@
           </w:tcPr>
           <w:p>
             <w:r>
-              <w:t>Live production app — Android 5.7.46, iOS 5.7.46, Huawei 5.7.34 (read from the Play publisher API, the public iTunes lookup and the AppGallery Connect publish API on 9 September 2026). Android and iPhone are level again: Apple released 5.7.46 at 02:58 UTC on 9 September 2026, and Google Play has served it since 8 September (release “5.7.46 + Android TV 1.0.0”, versionCodes 60 and 900000001). Huawei is two rounds behind on 5.7.34, and nothing newer is with its reviewers</w:t>
+              <w:t>Live production app — Android 5.7.55, iOS 5.7.46, Huawei 5.7.34 (read from the Play publisher API, the public iTunes lookup and the AppGallery Connect publish API on 9 September 2026). The three stores are NOT level. Google Play is ahead: it has served 5.7.55 since 9 September 2026 (release “5.7.55 + Android TV 1.0.0”, versionCodes 61 and 900000001, status completed). The App Store still serves 5.7.46; version 5.7.55 was submitted to Apple on 9 September 2026 and is WAITING_FOR_REVIEW, so it is not public on iPhone. Huawei is three rounds behind on 5.7.34, and nothing newer is with its reviewers</w:t>
             </w:r>
           </w:p>
         </w:tc>
